--- a/test-markdown/__golden__/all-features.docx
+++ b/test-markdown/__golden__/all-features.docx
@@ -22,16 +22,16 @@
       </w:pPr>
       <w:r>
         <w:rPr/>
-        <w:t xml:space="preserve">markdocx Integration Test</w:t>
-      </w:r>
-    </w:p>
-    <w:p>
-      <w:pPr>
-        <w:spacing w:lineRule="auto"/>
-      </w:pPr>
-      <w:r>
-        <w:rPr/>
-        <w:t xml:space="preserve">This document exercises all features supported by the markdocx converter.</w:t>
+        <w:t xml:space="preserve">marktodocx Integration Test</w:t>
+      </w:r>
+    </w:p>
+    <w:p>
+      <w:pPr>
+        <w:spacing w:lineRule="auto"/>
+      </w:pPr>
+      <w:r>
+        <w:rPr/>
+        <w:t xml:space="preserve">This document exercises all features supported by the marktodocx converter.</w:t>
       </w:r>
     </w:p>
     <w:p>
@@ -687,7 +687,7 @@
               <w:rPr>
                 <w:color w:val="0a3069"/>
               </w:rPr>
-              <w:t xml:space="preserve">'markdocx'</w:t>
+              <w:t xml:space="preserve">'marktodocx'</w:t>
             </w:r>
             <w:r>
               <w:rPr>
@@ -1591,12 +1591,12 @@
           <wp:inline distB="0" distL="0" distR="0" distT="0">
             <wp:extent cx="9525" cy="9525"/>
             <wp:effectExtent b="0" l="0" r="0" t="0"/>
-            <wp:docPr id="1" name="image-AD3u6w8Clo-7-8inWAs0-.png"/>
+            <wp:docPr id="1" name="image-g4lVKzkidWwNeUbO6dnp1.png"/>
             <a:graphic>
               <a:graphicData uri="http://schemas.openxmlformats.org/drawingml/2006/picture">
                 <pic:pic>
                   <pic:nvPicPr>
-                    <pic:cNvPr id="1" name="image-AD3u6w8Clo-7-8inWAs0-.png" descr="Test image"/>
+                    <pic:cNvPr id="1" name="image-g4lVKzkidWwNeUbO6dnp1.png" descr="Test image"/>
                     <pic:cNvPicPr/>
                   </pic:nvPicPr>
                   <pic:blipFill>
@@ -1650,12 +1650,12 @@
           <wp:inline distB="0" distL="0" distR="0" distT="0">
             <wp:extent cx="2333625" cy="4752975"/>
             <wp:effectExtent b="0" l="0" r="0" t="0"/>
-            <wp:docPr id="3" name="image-D519iDq5qxhFrrOeoZO2g.png"/>
+            <wp:docPr id="3" name="image-pfoh5pcxaVJPAlDNVQlyH.png"/>
             <a:graphic>
               <a:graphicData uri="http://schemas.openxmlformats.org/drawingml/2006/picture">
                 <pic:pic>
                   <pic:nvPicPr>
-                    <pic:cNvPr id="3" name="image-D519iDq5qxhFrrOeoZO2g.png" descr="Mermaid diagram 1"/>
+                    <pic:cNvPr id="3" name="image-pfoh5pcxaVJPAlDNVQlyH.png" descr="Mermaid diagram 1"/>
                     <pic:cNvPicPr/>
                   </pic:nvPicPr>
                   <pic:blipFill>
@@ -1699,12 +1699,12 @@
           <wp:inline distB="0" distL="0" distR="0" distT="0">
             <wp:extent cx="6267450" cy="7000875"/>
             <wp:effectExtent b="0" l="0" r="0" t="0"/>
-            <wp:docPr id="5" name="image--o7bUD0-Liknv_nugpS06.png"/>
+            <wp:docPr id="5" name="image-VGB_dMtXMWySuR-3PQYZ9.png"/>
             <a:graphic>
               <a:graphicData uri="http://schemas.openxmlformats.org/drawingml/2006/picture">
                 <pic:pic>
                   <pic:nvPicPr>
-                    <pic:cNvPr id="5" name="image--o7bUD0-Liknv_nugpS06.png" descr="Mermaid diagram 2"/>
+                    <pic:cNvPr id="5" name="image-VGB_dMtXMWySuR-3PQYZ9.png" descr="Mermaid diagram 2"/>
                     <pic:cNvPicPr/>
                   </pic:nvPicPr>
                   <pic:blipFill>

--- a/test-markdown/__golden__/all-features.docx
+++ b/test-markdown/__golden__/all-features.docx
@@ -1591,12 +1591,12 @@
           <wp:inline distB="0" distL="0" distR="0" distT="0">
             <wp:extent cx="9525" cy="9525"/>
             <wp:effectExtent b="0" l="0" r="0" t="0"/>
-            <wp:docPr id="1" name="image-g4lVKzkidWwNeUbO6dnp1.png"/>
+            <wp:docPr id="1" name="image-lvdzsTQhP72kIqIP1jMVY.png"/>
             <a:graphic>
               <a:graphicData uri="http://schemas.openxmlformats.org/drawingml/2006/picture">
                 <pic:pic>
                   <pic:nvPicPr>
-                    <pic:cNvPr id="1" name="image-g4lVKzkidWwNeUbO6dnp1.png" descr="Test image"/>
+                    <pic:cNvPr id="1" name="image-lvdzsTQhP72kIqIP1jMVY.png" descr="Test image"/>
                     <pic:cNvPicPr/>
                   </pic:nvPicPr>
                   <pic:blipFill>
@@ -1648,14 +1648,14 @@
         <w:rPr/>
         <w:drawing>
           <wp:inline distB="0" distL="0" distR="0" distT="0">
-            <wp:extent cx="2333625" cy="4752975"/>
+            <wp:extent cx="2333625" cy="4733925"/>
             <wp:effectExtent b="0" l="0" r="0" t="0"/>
-            <wp:docPr id="3" name="image-pfoh5pcxaVJPAlDNVQlyH.png"/>
+            <wp:docPr id="3" name="image-H7A5eHymviqh5RGkIoPFI.png"/>
             <a:graphic>
               <a:graphicData uri="http://schemas.openxmlformats.org/drawingml/2006/picture">
                 <pic:pic>
                   <pic:nvPicPr>
-                    <pic:cNvPr id="3" name="image-pfoh5pcxaVJPAlDNVQlyH.png" descr="Mermaid diagram 1"/>
+                    <pic:cNvPr id="3" name="image-H7A5eHymviqh5RGkIoPFI.png" descr="Mermaid diagram 1"/>
                     <pic:cNvPicPr/>
                   </pic:nvPicPr>
                   <pic:blipFill>
@@ -1668,7 +1668,7 @@
                   <pic:spPr>
                     <a:xfrm>
                       <a:off x="0" y="0"/>
-                      <a:ext cx="2333625" cy="4752975"/>
+                      <a:ext cx="2333625" cy="4733925"/>
                     </a:xfrm>
                     <a:prstGeom prst="rect"/>
                   </pic:spPr>
@@ -1697,14 +1697,14 @@
         <w:rPr/>
         <w:drawing>
           <wp:inline distB="0" distL="0" distR="0" distT="0">
-            <wp:extent cx="6267450" cy="7000875"/>
+            <wp:extent cx="6410325" cy="5876925"/>
             <wp:effectExtent b="0" l="0" r="0" t="0"/>
-            <wp:docPr id="5" name="image-VGB_dMtXMWySuR-3PQYZ9.png"/>
+            <wp:docPr id="5" name="image-QDwUGACisZTCgLNTePhpP.png"/>
             <a:graphic>
               <a:graphicData uri="http://schemas.openxmlformats.org/drawingml/2006/picture">
                 <pic:pic>
                   <pic:nvPicPr>
-                    <pic:cNvPr id="5" name="image-VGB_dMtXMWySuR-3PQYZ9.png" descr="Mermaid diagram 2"/>
+                    <pic:cNvPr id="5" name="image-QDwUGACisZTCgLNTePhpP.png" descr="Mermaid diagram 2"/>
                     <pic:cNvPicPr/>
                   </pic:nvPicPr>
                   <pic:blipFill>
@@ -1717,7 +1717,7 @@
                   <pic:spPr>
                     <a:xfrm>
                       <a:off x="0" y="0"/>
-                      <a:ext cx="6267450" cy="7000875"/>
+                      <a:ext cx="6410325" cy="5876925"/>
                     </a:xfrm>
                     <a:prstGeom prst="rect"/>
                   </pic:spPr>
